--- a/mysql-to-Datawarehouse/shop-analytics-level3/connection from SQL to warehouse.docx
+++ b/mysql-to-Datawarehouse/shop-analytics-level3/connection from SQL to warehouse.docx
@@ -9,7 +9,35 @@
     </w:p>
     <w:p/>
     <w:p>
-      <w:proofErr w:type="gramStart"/>
+      <w:r>
+        <w:t>PS D:\Learning 4 Projects\Personal Work\Data-</w:t>
+      </w:r>
+      <w:proofErr w:type="spellStart"/>
+      <w:r>
+        <w:t>engineer</w:t>
+      </w:r>
+      <w:proofErr w:type="spellEnd"/>
+      <w:r>
+        <w:t>\</w:t>
+      </w:r>
+      <w:proofErr w:type="spellStart"/>
+      <w:r>
+        <w:t>mysql</w:t>
+      </w:r>
+      <w:proofErr w:type="spellEnd"/>
+      <w:r>
+        <w:t xml:space="preserve">-to-Datawarehouse\shop-analytics-level3&gt; </w:t>
+      </w:r>
+      <w:proofErr w:type="spellStart"/>
+      <w:r>
+        <w:t>py</w:t>
+      </w:r>
+      <w:proofErr w:type="spellEnd"/>
+      <w:r>
+        <w:t xml:space="preserve"> main_ingest.py</w:t>
+      </w:r>
+    </w:p>
+    <w:p>
       <w:r>
         <w:t>Loading .</w:t>
       </w:r>
@@ -18,20 +46,14 @@
         <w:t>env</w:t>
       </w:r>
       <w:proofErr w:type="spellEnd"/>
-      <w:proofErr w:type="gramEnd"/>
-      <w:r>
-        <w:t xml:space="preserve"> from: D:\Learning 4 Projects\Personal Work</w:t>
-      </w:r>
-      <w:proofErr w:type="gramStart"/>
-      <w:r>
-        <w:t>\.</w:t>
+      <w:r>
+        <w:t xml:space="preserve"> from: D:\Learning 4 Projects\Personal Work\.</w:t>
       </w:r>
       <w:proofErr w:type="spellStart"/>
       <w:r>
         <w:t>env</w:t>
       </w:r>
       <w:proofErr w:type="spellEnd"/>
-      <w:proofErr w:type="gramEnd"/>
     </w:p>
     <w:p>
       <w:r>
@@ -50,7 +72,7 @@
     </w:p>
     <w:p>
       <w:r>
-        <w:t xml:space="preserve">2026-03-25 17:10:01,501 | INFO | </w:t>
+        <w:t xml:space="preserve">2026-03-25 17:26:48,796 | INFO | </w:t>
       </w:r>
       <w:proofErr w:type="spellStart"/>
       <w:r>
@@ -71,12 +93,12 @@
     </w:p>
     <w:p>
       <w:r>
-        <w:t>2026-03-25 17:10:01,501 | INFO | Project: shop-analytics-level-3</w:t>
-      </w:r>
-    </w:p>
-    <w:p>
-      <w:r>
-        <w:t xml:space="preserve">2026-03-25 17:10:01,501 | INFO | Dataset: </w:t>
+        <w:t>2026-03-25 17:26:48,796 | INFO | Project: shop-analytics-level-3</w:t>
+      </w:r>
+    </w:p>
+    <w:p>
+      <w:r>
+        <w:t xml:space="preserve">2026-03-25 17:26:48,796 | INFO | Dataset: </w:t>
       </w:r>
       <w:proofErr w:type="spellStart"/>
       <w:r>
@@ -86,12 +108,44 @@
     </w:p>
     <w:p>
       <w:r>
-        <w:t>2026-03-25 17:10:01,501 | INFO | Tables to load: ['customers']</w:t>
-      </w:r>
-    </w:p>
-    <w:p>
-      <w:r>
-        <w:t xml:space="preserve">2026-03-25 17:10:01,586 | INFO | </w:t>
+        <w:t>2026-03-25 17:26:48,796 | INFO | Tables to load: ['</w:t>
+      </w:r>
+      <w:proofErr w:type="spellStart"/>
+      <w:r>
+        <w:t>categories</w:t>
+      </w:r>
+      <w:proofErr w:type="spellEnd"/>
+      <w:r>
+        <w:t>', 'customers', '</w:t>
+      </w:r>
+      <w:proofErr w:type="spellStart"/>
+      <w:r>
+        <w:t>customers_addresses</w:t>
+      </w:r>
+      <w:proofErr w:type="spellEnd"/>
+      <w:r>
+        <w:t>', '</w:t>
+      </w:r>
+      <w:proofErr w:type="spellStart"/>
+      <w:r>
+        <w:t>order_items</w:t>
+      </w:r>
+      <w:proofErr w:type="spellEnd"/>
+      <w:r>
+        <w:t>', '</w:t>
+      </w:r>
+      <w:proofErr w:type="spellStart"/>
+      <w:r>
+        <w:t>orders</w:t>
+      </w:r>
+      <w:proofErr w:type="spellEnd"/>
+      <w:r>
+        <w:t>', 'payments', 'products']</w:t>
+      </w:r>
+    </w:p>
+    <w:p>
+      <w:r>
+        <w:t xml:space="preserve">2026-03-25 17:26:48,880 | INFO | </w:t>
       </w:r>
       <w:proofErr w:type="spellStart"/>
       <w:r>
@@ -107,12 +161,103 @@
       </w:r>
       <w:proofErr w:type="spellEnd"/>
       <w:r>
+        <w:t xml:space="preserve">: </w:t>
+      </w:r>
+      <w:proofErr w:type="spellStart"/>
+      <w:r>
+        <w:t>categories</w:t>
+      </w:r>
+      <w:proofErr w:type="spellEnd"/>
+    </w:p>
+    <w:p>
+      <w:r>
+        <w:t xml:space="preserve">2026-03-25 17:26:48,902 | INFO | </w:t>
+      </w:r>
+      <w:proofErr w:type="spellStart"/>
+      <w:r>
+        <w:t>Extracted</w:t>
+      </w:r>
+      <w:proofErr w:type="spellEnd"/>
+      <w:r>
+        <w:t xml:space="preserve"> 4 </w:t>
+      </w:r>
+      <w:proofErr w:type="spellStart"/>
+      <w:r>
+        <w:t>rows</w:t>
+      </w:r>
+      <w:proofErr w:type="spellEnd"/>
+      <w:r>
+        <w:t xml:space="preserve"> from </w:t>
+      </w:r>
+      <w:proofErr w:type="spellStart"/>
+      <w:r>
+        <w:t>categories</w:t>
+      </w:r>
+      <w:proofErr w:type="spellEnd"/>
+    </w:p>
+    <w:p>
+      <w:r>
+        <w:t xml:space="preserve">2026-03-25 17:26:48,902 | INFO | Loading </w:t>
+      </w:r>
+      <w:proofErr w:type="spellStart"/>
+      <w:r>
+        <w:t>into</w:t>
+      </w:r>
+      <w:proofErr w:type="spellEnd"/>
+      <w:r>
+        <w:t xml:space="preserve"> </w:t>
+      </w:r>
+      <w:proofErr w:type="spellStart"/>
+      <w:r>
+        <w:t>BigQuery</w:t>
+      </w:r>
+      <w:proofErr w:type="spellEnd"/>
+      <w:r>
+        <w:t xml:space="preserve"> </w:t>
+      </w:r>
+      <w:proofErr w:type="spellStart"/>
+      <w:r>
+        <w:t>table</w:t>
+      </w:r>
+      <w:proofErr w:type="spellEnd"/>
+      <w:r>
+        <w:t xml:space="preserve">: </w:t>
+      </w:r>
+      <w:proofErr w:type="spellStart"/>
+      <w:r>
+        <w:t>raw_categories</w:t>
+      </w:r>
+      <w:proofErr w:type="spellEnd"/>
+    </w:p>
+    <w:p>
+      <w:r>
+        <w:t>2026-03-25 17:26:53,251 | INFO | Caricate 4 righe in shop-analytics-level-3.raw.raw_categories</w:t>
+      </w:r>
+    </w:p>
+    <w:p>
+      <w:r>
+        <w:t xml:space="preserve">2026-03-25 17:26:53,251 | INFO | </w:t>
+      </w:r>
+      <w:proofErr w:type="spellStart"/>
+      <w:r>
+        <w:t>Extracting</w:t>
+      </w:r>
+      <w:proofErr w:type="spellEnd"/>
+      <w:r>
+        <w:t xml:space="preserve"> MySQL </w:t>
+      </w:r>
+      <w:proofErr w:type="spellStart"/>
+      <w:r>
+        <w:t>table</w:t>
+      </w:r>
+      <w:proofErr w:type="spellEnd"/>
+      <w:r>
         <w:t>: customers</w:t>
       </w:r>
     </w:p>
     <w:p>
       <w:r>
-        <w:t xml:space="preserve">2026-03-25 17:10:01,612 | INFO | </w:t>
+        <w:t xml:space="preserve">2026-03-25 17:26:53,266 | INFO | </w:t>
       </w:r>
       <w:proofErr w:type="spellStart"/>
       <w:r>
@@ -133,7 +278,7 @@
     </w:p>
     <w:p>
       <w:r>
-        <w:t xml:space="preserve">2026-03-25 17:10:01,612 | INFO | Loading </w:t>
+        <w:t xml:space="preserve">2026-03-25 17:26:53,266 | INFO | Loading </w:t>
       </w:r>
       <w:proofErr w:type="spellStart"/>
       <w:r>
@@ -167,15 +312,46 @@
     </w:p>
     <w:p>
       <w:r>
-        <w:t xml:space="preserve">2026-03-25 17:10:05,622 | INFO | </w:t>
-      </w:r>
-      <w:proofErr w:type="spellStart"/>
-      <w:r>
-        <w:t>Loaded</w:t>
-      </w:r>
-      <w:proofErr w:type="spellEnd"/>
-      <w:r>
-        <w:t xml:space="preserve"> 7 </w:t>
+        <w:t>2026-03-25 17:26:58,473 | INFO | Caricate 7 righe in shop-analytics-level-3.raw.raw_customers</w:t>
+      </w:r>
+    </w:p>
+    <w:p>
+      <w:r>
+        <w:t xml:space="preserve">2026-03-25 17:26:58,473 | INFO | </w:t>
+      </w:r>
+      <w:proofErr w:type="spellStart"/>
+      <w:r>
+        <w:t>Extracting</w:t>
+      </w:r>
+      <w:proofErr w:type="spellEnd"/>
+      <w:r>
+        <w:t xml:space="preserve"> MySQL </w:t>
+      </w:r>
+      <w:proofErr w:type="spellStart"/>
+      <w:r>
+        <w:t>table</w:t>
+      </w:r>
+      <w:proofErr w:type="spellEnd"/>
+      <w:r>
+        <w:t xml:space="preserve">: </w:t>
+      </w:r>
+      <w:proofErr w:type="spellStart"/>
+      <w:r>
+        <w:t>customers_addresses</w:t>
+      </w:r>
+      <w:proofErr w:type="spellEnd"/>
+    </w:p>
+    <w:p>
+      <w:r>
+        <w:t xml:space="preserve">2026-03-25 17:26:58,489 | INFO | </w:t>
+      </w:r>
+      <w:proofErr w:type="spellStart"/>
+      <w:r>
+        <w:t>Extracted</w:t>
+      </w:r>
+      <w:proofErr w:type="spellEnd"/>
+      <w:r>
+        <w:t xml:space="preserve"> 10 </w:t>
       </w:r>
       <w:proofErr w:type="spellStart"/>
       <w:r>
@@ -183,17 +359,638 @@
       </w:r>
       <w:proofErr w:type="spellEnd"/>
       <w:r>
+        <w:t xml:space="preserve"> from </w:t>
+      </w:r>
+      <w:proofErr w:type="spellStart"/>
+      <w:r>
+        <w:t>customers_addresses</w:t>
+      </w:r>
+      <w:proofErr w:type="spellEnd"/>
+    </w:p>
+    <w:p>
+      <w:r>
+        <w:t xml:space="preserve">2026-03-25 17:26:58,489 | INFO | Loading </w:t>
+      </w:r>
+      <w:proofErr w:type="spellStart"/>
+      <w:r>
+        <w:t>into</w:t>
+      </w:r>
+      <w:proofErr w:type="spellEnd"/>
+      <w:r>
         <w:t xml:space="preserve"> </w:t>
       </w:r>
       <w:proofErr w:type="spellStart"/>
       <w:r>
+        <w:t>BigQuery</w:t>
+      </w:r>
+      <w:proofErr w:type="spellEnd"/>
+      <w:r>
+        <w:t xml:space="preserve"> </w:t>
+      </w:r>
+      <w:proofErr w:type="spellStart"/>
+      <w:r>
+        <w:t>table</w:t>
+      </w:r>
+      <w:proofErr w:type="spellEnd"/>
+      <w:r>
+        <w:t xml:space="preserve">: </w:t>
+      </w:r>
+      <w:proofErr w:type="spellStart"/>
+      <w:r>
+        <w:t>raw_customers_addresses</w:t>
+      </w:r>
+      <w:proofErr w:type="spellEnd"/>
+    </w:p>
+    <w:p>
+      <w:r>
+        <w:t>2026-03-25 17:27:00,826 | INFO | Caricate 10 righe in shop-analytics-level-3.raw.raw_customers_addresses</w:t>
+      </w:r>
+    </w:p>
+    <w:p>
+      <w:r>
+        <w:t xml:space="preserve">2026-03-25 17:27:00,826 | INFO | </w:t>
+      </w:r>
+      <w:proofErr w:type="spellStart"/>
+      <w:r>
+        <w:t>Extracting</w:t>
+      </w:r>
+      <w:proofErr w:type="spellEnd"/>
+      <w:r>
+        <w:t xml:space="preserve"> MySQL </w:t>
+      </w:r>
+      <w:proofErr w:type="spellStart"/>
+      <w:r>
+        <w:t>table</w:t>
+      </w:r>
+      <w:proofErr w:type="spellEnd"/>
+      <w:r>
+        <w:t xml:space="preserve">: </w:t>
+      </w:r>
+      <w:proofErr w:type="spellStart"/>
+      <w:r>
+        <w:t>order_items</w:t>
+      </w:r>
+      <w:proofErr w:type="spellEnd"/>
+    </w:p>
+    <w:p>
+      <w:r>
+        <w:t xml:space="preserve">2026-03-25 17:27:00,826 | INFO | </w:t>
+      </w:r>
+      <w:proofErr w:type="spellStart"/>
+      <w:r>
+        <w:t>Extracted</w:t>
+      </w:r>
+      <w:proofErr w:type="spellEnd"/>
+      <w:r>
+        <w:t xml:space="preserve"> 12 </w:t>
+      </w:r>
+      <w:proofErr w:type="spellStart"/>
+      <w:r>
+        <w:t>rows</w:t>
+      </w:r>
+      <w:proofErr w:type="spellEnd"/>
+      <w:r>
+        <w:t xml:space="preserve"> from </w:t>
+      </w:r>
+      <w:proofErr w:type="spellStart"/>
+      <w:r>
+        <w:t>order_items</w:t>
+      </w:r>
+      <w:proofErr w:type="spellEnd"/>
+    </w:p>
+    <w:p>
+      <w:r>
+        <w:t xml:space="preserve">2026-03-25 17:27:00,826 | INFO | Loading </w:t>
+      </w:r>
+      <w:proofErr w:type="spellStart"/>
+      <w:r>
         <w:t>into</w:t>
       </w:r>
       <w:proofErr w:type="spellEnd"/>
       <w:r>
-        <w:t xml:space="preserve"> shop-analytics-level-3.raw.raw_customers</w:t>
-      </w:r>
-    </w:p>
+        <w:t xml:space="preserve"> </w:t>
+      </w:r>
+      <w:proofErr w:type="spellStart"/>
+      <w:r>
+        <w:t>BigQuery</w:t>
+      </w:r>
+      <w:proofErr w:type="spellEnd"/>
+      <w:r>
+        <w:t xml:space="preserve"> </w:t>
+      </w:r>
+      <w:proofErr w:type="spellStart"/>
+      <w:r>
+        <w:t>table</w:t>
+      </w:r>
+      <w:proofErr w:type="spellEnd"/>
+      <w:r>
+        <w:t xml:space="preserve">: </w:t>
+      </w:r>
+      <w:proofErr w:type="spellStart"/>
+      <w:r>
+        <w:t>raw_order_items</w:t>
+      </w:r>
+      <w:proofErr w:type="spellEnd"/>
+    </w:p>
+    <w:p>
+      <w:r>
+        <w:lastRenderedPageBreak/>
+        <w:t>2026-03-25 17:27:05,675 | INFO | Caricate 12 righe in shop-analytics-level-3.raw.raw_order_items</w:t>
+      </w:r>
+    </w:p>
+    <w:p>
+      <w:r>
+        <w:t xml:space="preserve">2026-03-25 17:27:05,675 | INFO | </w:t>
+      </w:r>
+      <w:proofErr w:type="spellStart"/>
+      <w:r>
+        <w:t>Extracting</w:t>
+      </w:r>
+      <w:proofErr w:type="spellEnd"/>
+      <w:r>
+        <w:t xml:space="preserve"> MySQL </w:t>
+      </w:r>
+      <w:proofErr w:type="spellStart"/>
+      <w:r>
+        <w:t>table</w:t>
+      </w:r>
+      <w:proofErr w:type="spellEnd"/>
+      <w:r>
+        <w:t xml:space="preserve">: </w:t>
+      </w:r>
+      <w:proofErr w:type="spellStart"/>
+      <w:r>
+        <w:t>orders</w:t>
+      </w:r>
+      <w:proofErr w:type="spellEnd"/>
+    </w:p>
+    <w:p>
+      <w:r>
+        <w:t xml:space="preserve">2026-03-25 17:27:05,691 | INFO | </w:t>
+      </w:r>
+      <w:proofErr w:type="spellStart"/>
+      <w:r>
+        <w:t>Extracted</w:t>
+      </w:r>
+      <w:proofErr w:type="spellEnd"/>
+      <w:r>
+        <w:t xml:space="preserve"> 6 </w:t>
+      </w:r>
+      <w:proofErr w:type="spellStart"/>
+      <w:r>
+        <w:t>rows</w:t>
+      </w:r>
+      <w:proofErr w:type="spellEnd"/>
+      <w:r>
+        <w:t xml:space="preserve"> from </w:t>
+      </w:r>
+      <w:proofErr w:type="spellStart"/>
+      <w:r>
+        <w:t>orders</w:t>
+      </w:r>
+      <w:proofErr w:type="spellEnd"/>
+    </w:p>
+    <w:p>
+      <w:r>
+        <w:t xml:space="preserve">2026-03-25 17:27:05,691 | INFO | Loading </w:t>
+      </w:r>
+      <w:proofErr w:type="spellStart"/>
+      <w:r>
+        <w:t>into</w:t>
+      </w:r>
+      <w:proofErr w:type="spellEnd"/>
+      <w:r>
+        <w:t xml:space="preserve"> </w:t>
+      </w:r>
+      <w:proofErr w:type="spellStart"/>
+      <w:r>
+        <w:t>BigQuery</w:t>
+      </w:r>
+      <w:proofErr w:type="spellEnd"/>
+      <w:r>
+        <w:t xml:space="preserve"> </w:t>
+      </w:r>
+      <w:proofErr w:type="spellStart"/>
+      <w:r>
+        <w:t>table</w:t>
+      </w:r>
+      <w:proofErr w:type="spellEnd"/>
+      <w:r>
+        <w:t xml:space="preserve">: </w:t>
+      </w:r>
+      <w:proofErr w:type="spellStart"/>
+      <w:r>
+        <w:t>raw_orders</w:t>
+      </w:r>
+      <w:proofErr w:type="spellEnd"/>
+    </w:p>
+    <w:p>
+      <w:r>
+        <w:t>2026-03-25 17:27:09,186 | INFO | Caricate 6 righe in shop-analytics-level-3.raw.raw_orders</w:t>
+      </w:r>
+    </w:p>
+    <w:p>
+      <w:r>
+        <w:t xml:space="preserve">2026-03-25 17:27:09,186 | INFO | </w:t>
+      </w:r>
+      <w:proofErr w:type="spellStart"/>
+      <w:r>
+        <w:t>Extracting</w:t>
+      </w:r>
+      <w:proofErr w:type="spellEnd"/>
+      <w:r>
+        <w:t xml:space="preserve"> MySQL </w:t>
+      </w:r>
+      <w:proofErr w:type="spellStart"/>
+      <w:r>
+        <w:t>table</w:t>
+      </w:r>
+      <w:proofErr w:type="spellEnd"/>
+      <w:r>
+        <w:t>: payments</w:t>
+      </w:r>
+    </w:p>
+    <w:p>
+      <w:r>
+        <w:t xml:space="preserve">2026-03-25 17:27:09,186 | INFO | </w:t>
+      </w:r>
+      <w:proofErr w:type="spellStart"/>
+      <w:r>
+        <w:t>Extracted</w:t>
+      </w:r>
+      <w:proofErr w:type="spellEnd"/>
+      <w:r>
+        <w:t xml:space="preserve"> 6 </w:t>
+      </w:r>
+      <w:proofErr w:type="spellStart"/>
+      <w:r>
+        <w:t>rows</w:t>
+      </w:r>
+      <w:proofErr w:type="spellEnd"/>
+      <w:r>
+        <w:t xml:space="preserve"> from payments</w:t>
+      </w:r>
+    </w:p>
+    <w:p>
+      <w:r>
+        <w:t xml:space="preserve">2026-03-25 17:27:09,186 | INFO | Loading </w:t>
+      </w:r>
+      <w:proofErr w:type="spellStart"/>
+      <w:r>
+        <w:t>into</w:t>
+      </w:r>
+      <w:proofErr w:type="spellEnd"/>
+      <w:r>
+        <w:t xml:space="preserve"> </w:t>
+      </w:r>
+      <w:proofErr w:type="spellStart"/>
+      <w:r>
+        <w:t>BigQuery</w:t>
+      </w:r>
+      <w:proofErr w:type="spellEnd"/>
+      <w:r>
+        <w:t xml:space="preserve"> </w:t>
+      </w:r>
+      <w:proofErr w:type="spellStart"/>
+      <w:r>
+        <w:t>table</w:t>
+      </w:r>
+      <w:proofErr w:type="spellEnd"/>
+      <w:r>
+        <w:t xml:space="preserve">: </w:t>
+      </w:r>
+      <w:proofErr w:type="spellStart"/>
+      <w:r>
+        <w:t>raw_payments</w:t>
+      </w:r>
+      <w:proofErr w:type="spellEnd"/>
+    </w:p>
+    <w:p>
+      <w:r>
+        <w:t>2026-03-25 17:27:12,562 | INFO | Caricate 6 righe in shop-analytics-level-3.raw.raw_payments</w:t>
+      </w:r>
+    </w:p>
+    <w:p>
+      <w:r>
+        <w:t xml:space="preserve">2026-03-25 17:27:12,562 | INFO | </w:t>
+      </w:r>
+      <w:proofErr w:type="spellStart"/>
+      <w:r>
+        <w:t>Extracting</w:t>
+      </w:r>
+      <w:proofErr w:type="spellEnd"/>
+      <w:r>
+        <w:t xml:space="preserve"> MySQL </w:t>
+      </w:r>
+      <w:proofErr w:type="spellStart"/>
+      <w:r>
+        <w:t>table</w:t>
+      </w:r>
+      <w:proofErr w:type="spellEnd"/>
+      <w:r>
+        <w:t>: products</w:t>
+      </w:r>
+    </w:p>
+    <w:p>
+      <w:r>
+        <w:t xml:space="preserve">2026-03-25 17:27:12,578 | INFO | </w:t>
+      </w:r>
+      <w:proofErr w:type="spellStart"/>
+      <w:r>
+        <w:t>Extracted</w:t>
+      </w:r>
+      <w:proofErr w:type="spellEnd"/>
+      <w:r>
+        <w:t xml:space="preserve"> 12 </w:t>
+      </w:r>
+      <w:proofErr w:type="spellStart"/>
+      <w:r>
+        <w:t>rows</w:t>
+      </w:r>
+      <w:proofErr w:type="spellEnd"/>
+      <w:r>
+        <w:t xml:space="preserve"> from products</w:t>
+      </w:r>
+    </w:p>
+    <w:p>
+      <w:r>
+        <w:t xml:space="preserve">2026-03-25 17:27:12,578 | INFO | Loading </w:t>
+      </w:r>
+      <w:proofErr w:type="spellStart"/>
+      <w:r>
+        <w:t>into</w:t>
+      </w:r>
+      <w:proofErr w:type="spellEnd"/>
+      <w:r>
+        <w:t xml:space="preserve"> </w:t>
+      </w:r>
+      <w:proofErr w:type="spellStart"/>
+      <w:r>
+        <w:t>BigQuery</w:t>
+      </w:r>
+      <w:proofErr w:type="spellEnd"/>
+      <w:r>
+        <w:t xml:space="preserve"> </w:t>
+      </w:r>
+      <w:proofErr w:type="spellStart"/>
+      <w:r>
+        <w:t>table</w:t>
+      </w:r>
+      <w:proofErr w:type="spellEnd"/>
+      <w:r>
+        <w:t xml:space="preserve">: </w:t>
+      </w:r>
+      <w:proofErr w:type="spellStart"/>
+      <w:r>
+        <w:t>raw_products</w:t>
+      </w:r>
+      <w:proofErr w:type="spellEnd"/>
+    </w:p>
+    <w:p>
+      <w:r>
+        <w:t>2026-03-25 17:27:15,781 | INFO | Caricate 12 righe in shop-analytics-level-3.raw.raw_products</w:t>
+      </w:r>
+    </w:p>
+    <w:p>
+      <w:r>
+        <w:t xml:space="preserve">2026-03-25 17:27:15,791 | INFO | Durata totale </w:t>
+      </w:r>
+      <w:proofErr w:type="spellStart"/>
+      <w:r>
+        <w:t>run</w:t>
+      </w:r>
+      <w:proofErr w:type="spellEnd"/>
+      <w:r>
+        <w:t>: 26.91 secondi</w:t>
+      </w:r>
+    </w:p>
+    <w:p/>
+    <w:p>
+      <w:r>
+        <w:t>================================================================================</w:t>
+      </w:r>
+    </w:p>
+    <w:p>
+      <w:r>
+        <w:t>RIEPILOGO FINALE INGESTION</w:t>
+      </w:r>
+    </w:p>
+    <w:p>
+      <w:r>
+        <w:t>================================================================================</w:t>
+      </w:r>
+    </w:p>
+    <w:p>
+      <w:r>
+        <w:t>Totale tabelle processate: 7</w:t>
+      </w:r>
+    </w:p>
+    <w:p>
+      <w:r>
+        <w:t>Tabelle riuscite:         7</w:t>
+      </w:r>
+    </w:p>
+    <w:p>
+      <w:r>
+        <w:t>Tabelle fallite:          0</w:t>
+      </w:r>
+    </w:p>
+    <w:p>
+      <w:r>
+        <w:t>Totale righe caricate:    57</w:t>
+      </w:r>
+    </w:p>
+    <w:p>
+      <w:r>
+        <w:t>--------------------------------------------------------------------------------</w:t>
+      </w:r>
+    </w:p>
+    <w:p>
+      <w:r>
+        <w:t xml:space="preserve">[OK] </w:t>
+      </w:r>
+      <w:proofErr w:type="spellStart"/>
+      <w:r>
+        <w:t>categories</w:t>
+      </w:r>
+      <w:proofErr w:type="spellEnd"/>
+      <w:r>
+        <w:t xml:space="preserve"> -&gt; </w:t>
+      </w:r>
+      <w:proofErr w:type="spellStart"/>
+      <w:r>
+        <w:t>raw_categories</w:t>
+      </w:r>
+      <w:proofErr w:type="spellEnd"/>
+      <w:r>
+        <w:t xml:space="preserve"> | </w:t>
+      </w:r>
+      <w:proofErr w:type="spellStart"/>
+      <w:r>
+        <w:t>rows</w:t>
+      </w:r>
+      <w:proofErr w:type="spellEnd"/>
+      <w:r>
+        <w:t>=4 | time=4.38s</w:t>
+      </w:r>
+    </w:p>
+    <w:p>
+      <w:r>
+        <w:t xml:space="preserve">[OK] customers -&gt; </w:t>
+      </w:r>
+      <w:proofErr w:type="spellStart"/>
+      <w:r>
+        <w:t>raw_customers</w:t>
+      </w:r>
+      <w:proofErr w:type="spellEnd"/>
+      <w:r>
+        <w:t xml:space="preserve"> | </w:t>
+      </w:r>
+      <w:proofErr w:type="spellStart"/>
+      <w:r>
+        <w:t>rows</w:t>
+      </w:r>
+      <w:proofErr w:type="spellEnd"/>
+      <w:r>
+        <w:t>=7 | time=5.22s</w:t>
+      </w:r>
+    </w:p>
+    <w:p>
+      <w:r>
+        <w:lastRenderedPageBreak/>
+        <w:t xml:space="preserve">[OK] </w:t>
+      </w:r>
+      <w:proofErr w:type="spellStart"/>
+      <w:r>
+        <w:t>customers_addresses</w:t>
+      </w:r>
+      <w:proofErr w:type="spellEnd"/>
+      <w:r>
+        <w:t xml:space="preserve"> -&gt; </w:t>
+      </w:r>
+      <w:proofErr w:type="spellStart"/>
+      <w:r>
+        <w:t>raw_customers_addresses</w:t>
+      </w:r>
+      <w:proofErr w:type="spellEnd"/>
+      <w:r>
+        <w:t xml:space="preserve"> | </w:t>
+      </w:r>
+      <w:proofErr w:type="spellStart"/>
+      <w:r>
+        <w:t>rows</w:t>
+      </w:r>
+      <w:proofErr w:type="spellEnd"/>
+      <w:r>
+        <w:t>=10 | time=2.34s</w:t>
+      </w:r>
+    </w:p>
+    <w:p>
+      <w:r>
+        <w:t xml:space="preserve">[OK] </w:t>
+      </w:r>
+      <w:proofErr w:type="spellStart"/>
+      <w:r>
+        <w:t>order_items</w:t>
+      </w:r>
+      <w:proofErr w:type="spellEnd"/>
+      <w:r>
+        <w:t xml:space="preserve"> -&gt; </w:t>
+      </w:r>
+      <w:proofErr w:type="spellStart"/>
+      <w:r>
+        <w:t>raw_order_items</w:t>
+      </w:r>
+      <w:proofErr w:type="spellEnd"/>
+      <w:r>
+        <w:t xml:space="preserve"> | </w:t>
+      </w:r>
+      <w:proofErr w:type="spellStart"/>
+      <w:r>
+        <w:t>rows</w:t>
+      </w:r>
+      <w:proofErr w:type="spellEnd"/>
+      <w:r>
+        <w:t>=12 | time=4.86s</w:t>
+      </w:r>
+    </w:p>
+    <w:p>
+      <w:r>
+        <w:t xml:space="preserve">[OK] </w:t>
+      </w:r>
+      <w:proofErr w:type="spellStart"/>
+      <w:r>
+        <w:t>orders</w:t>
+      </w:r>
+      <w:proofErr w:type="spellEnd"/>
+      <w:r>
+        <w:t xml:space="preserve"> -&gt; </w:t>
+      </w:r>
+      <w:proofErr w:type="spellStart"/>
+      <w:r>
+        <w:t>raw_orders</w:t>
+      </w:r>
+      <w:proofErr w:type="spellEnd"/>
+      <w:r>
+        <w:t xml:space="preserve"> | </w:t>
+      </w:r>
+      <w:proofErr w:type="spellStart"/>
+      <w:r>
+        <w:t>rows</w:t>
+      </w:r>
+      <w:proofErr w:type="spellEnd"/>
+      <w:r>
+        <w:t>=6 | time=3.50s</w:t>
+      </w:r>
+    </w:p>
+    <w:p>
+      <w:r>
+        <w:t xml:space="preserve">[OK] payments -&gt; </w:t>
+      </w:r>
+      <w:proofErr w:type="spellStart"/>
+      <w:r>
+        <w:t>raw_payments</w:t>
+      </w:r>
+      <w:proofErr w:type="spellEnd"/>
+      <w:r>
+        <w:t xml:space="preserve"> | </w:t>
+      </w:r>
+      <w:proofErr w:type="spellStart"/>
+      <w:r>
+        <w:t>rows</w:t>
+      </w:r>
+      <w:proofErr w:type="spellEnd"/>
+      <w:r>
+        <w:t>=6 | time=3.38s</w:t>
+      </w:r>
+    </w:p>
+    <w:p>
+      <w:r>
+        <w:t xml:space="preserve">[OK] products -&gt; </w:t>
+      </w:r>
+      <w:proofErr w:type="spellStart"/>
+      <w:r>
+        <w:t>raw_products</w:t>
+      </w:r>
+      <w:proofErr w:type="spellEnd"/>
+      <w:r>
+        <w:t xml:space="preserve"> | </w:t>
+      </w:r>
+      <w:proofErr w:type="spellStart"/>
+      <w:r>
+        <w:t>rows</w:t>
+      </w:r>
+      <w:proofErr w:type="spellEnd"/>
+      <w:r>
+        <w:t>=12 | time=3.21s</w:t>
+      </w:r>
+    </w:p>
+    <w:p>
+      <w:r>
+        <w:t>================================================================================</w:t>
+      </w:r>
+    </w:p>
+    <w:p/>
     <w:p>
       <w:pPr>
         <w:rPr>
@@ -201,7 +998,7 @@
         </w:rPr>
       </w:pPr>
       <w:r>
-        <w:t xml:space="preserve">2026-03-25 17:10:05,622 | INFO | </w:t>
+        <w:t xml:space="preserve">2026-03-25 17:27:15,794 | INFO | </w:t>
       </w:r>
       <w:proofErr w:type="spellStart"/>
       <w:r>
@@ -227,26 +1024,6 @@
       <w:r>
         <w:t>.</w:t>
       </w:r>
-    </w:p>
-    <w:p>
-      <w:pPr>
-        <w:rPr>
-          <w:u w:val="single"/>
-        </w:rPr>
-      </w:pPr>
-      <w:r>
-        <w:rPr>
-          <w:u w:val="single"/>
-        </w:rPr>
-        <w:br w:type="page"/>
-      </w:r>
-    </w:p>
-    <w:p>
-      <w:pPr>
-        <w:rPr>
-          <w:u w:val="single"/>
-        </w:rPr>
-      </w:pPr>
     </w:p>
     <w:sectPr>
       <w:pgSz w:w="11906" w:h="16838"/>
